--- a/courts/first-circuit/massachusetts/state/appeals-court/answering-brief/usage/OUTPUT-answering-brief.docx
+++ b/courts/first-circuit/massachusetts/state/appeals-court/answering-brief/usage/OUTPUT-answering-brief.docx
@@ -7300,7 +7300,7 @@
         <w:pStyle w:val="XdTail"/>
       </w:pPr>
       <w:r>
-        <w:t xml:space="preserve">Defendants. This matter came before the court for hearing on June 22 , 2021 , at which the plaintiff landlord appeared with counsel and the defendant tenant Laural Charland appeared with counsel along with co-defendant Jason Charland who appeared prose . After said hearing , the following order shall enter:</w:t>
+        <w:t xml:space="preserve">Defendants. This matter came before the court for hearing on June 22 ⁠, 2021 ⁠, at which the plaintiff landlord appeared with counsel and the defendant tenant Laural Charland appeared with counsel along with co-defendant Jason Charland who appeared prose ⁠. After said hearing ⁠, the following order shall enter:</w:t>
       </w:r>
     </w:p>
     <w:p>
@@ -7314,7 +7314,7 @@
         <w:tab/>
       </w:r>
       <w:r>
-        <w:t xml:space="preserve">Preliminary Matter: Water Charges under G.L. c.186, s.22: There is no question that the tenants asserted a claim that the landlord violated G.L. c.186, s.22 . and there is also no question that such claim triggers</w:t>
+        <w:t xml:space="preserve">Preliminary Matter: Water Charges under G.L. c.186, s.22: There is no question that the tenants asserted a claim that the landlord violated G.L. c.186, s.22 ⁠. and there is also no question that such claim triggers</w:t>
       </w:r>
       <w:r>
         <w:t xml:space="preserve"> </w:t>
@@ -7326,19 +7326,19 @@
         <w:t xml:space="preserve"> </w:t>
       </w:r>
       <w:r>
-        <w:t xml:space="preserve">under G. L. c. 239 , s.8A.</w:t>
-      </w:r>
-      <w:r>
-        <w:t xml:space="preserve"> </w:t>
-      </w:r>
-      <w:r>
-        <w:t xml:space="preserve">The question posed by this case is whether after the landlord tendered full compensation to the tenant for her claim under G.L. c.186, s.22 can she still assert said claim at trial to trigger the application of G.L c. 239 , s.8A</w:t>
-      </w:r>
-      <w:r>
-        <w:t xml:space="preserve"> </w:t>
-      </w:r>
-      <w:r>
-        <w:t xml:space="preserve">as a defense to possession . Given that the landlord tendered all the funds for the damages asserted under that claim and that they were knowingly accepted by the tenants without any reservation of rights , such tender and acceptance satisfied and resolved the tenants’ claim under G.L. c.186, s.22 and it can not be used to trigger a defense to possession under G.L. c.239 , s.8A.</w:t>
+        <w:t xml:space="preserve">under G. L. c. 239 ⁠, s.8A.</w:t>
+      </w:r>
+      <w:r>
+        <w:t xml:space="preserve"> </w:t>
+      </w:r>
+      <w:r>
+        <w:t xml:space="preserve">The question posed by this case is whether after the landlord tendered full compensation to the tenant for her claim under G.L. c.186, s.22 can she still assert said claim at trial to trigger the application of G.L c. 239 ⁠, s.8A</w:t>
+      </w:r>
+      <w:r>
+        <w:t xml:space="preserve"> </w:t>
+      </w:r>
+      <w:r>
+        <w:t xml:space="preserve">as a defense to possession ⁠. Given that the landlord tendered all the funds for the damages asserted under that claim and that they were knowingly accepted by the tenants without any reservation of rights ⁠, such tender and acceptance satisfied and resolved the tenants’ claim under G.L. c.186, s.22 and it can not be used to trigger a defense to possession under G.L. c.239 ⁠, s.8A.</w:t>
       </w:r>
     </w:p>
     <w:p>
@@ -7352,7 +7352,7 @@
         <w:tab/>
       </w:r>
       <w:r>
-        <w:t xml:space="preserve">G.L. c.239, s.9: The parties were also heard on the tenants’ request that judgment be stayed in accordance with G.L. c.239 , s.9. Pursuant to that statute , the court is directed to hear from all parties and achieve an order and an extension of time , if warranted , that is</w:t>
+        <w:t xml:space="preserve">G.L. c.239, s.9: The parties were also heard on the tenants’ request that judgment be stayed in accordance with G.L. c.239 ⁠, s.9. Pursuant to that statute ⁠, the court is directed to hear from all parties and achieve an order and an extension of time ⁠, if warranted ⁠, that is</w:t>
       </w:r>
       <w:r>
         <w:t xml:space="preserve"> </w:t>
@@ -7361,7 +7361,7 @@
         <w:t xml:space="preserve">“just and reasonable”</w:t>
       </w:r>
       <w:r>
-        <w:t xml:space="preserve">. This is often a difficult task for a court but the facts of this matter make it extremely difficult as both sides present very compelling needs and circumstances .</w:t>
+        <w:t xml:space="preserve">. This is often a difficult task for a court but the facts of this matter make it extremely difficult as both sides present very compelling needs and circumstances ⁠.</w:t>
       </w:r>
     </w:p>
     <w:p>
@@ -7375,7 +7375,7 @@
         <w:tab/>
       </w:r>
       <w:r>
-        <w:t xml:space="preserve">The tenants (Laural Charland and her brother Jason Charland) are both disabled and have limited income from Social Security benefits and food stamps . Ms . Charland testified credibly of her very extensive housing search in all towns around and between Ludlow and Agawam , other than avoiding inner-city locations.</w:t>
+        <w:t xml:space="preserve">The tenants (Laural Charland and her brother Jason Charland) are both disabled and have limited income from Social Security benefits and food stamps ⁠. Ms ⁠. Charland testified credibly of her very extensive housing search in all towns around and between Ludlow and Agawam ⁠, other than avoiding inner-city locations.</w:t>
       </w:r>
     </w:p>
     <w:p>
@@ -7389,7 +7389,7 @@
         <w:tab/>
       </w:r>
       <w:r>
-        <w:t xml:space="preserve">The landlord also finds herself in dire straits , mostly residing on a couch in her parents’ basement for a very protracted time and with no other options available to her until she can re-possess the subject premises for her own residence . Ms. Ferreira also reported to the court that she has a medical condition that will</w:t>
+        <w:t xml:space="preserve">The landlord also finds herself in dire straits ⁠, mostly residing on a couch in her parents’ basement for a very protracted time and with no other options available to her until she can re-possess the subject premises for her own residence ⁠. Ms. Ferreira also reported to the court that she has a medical condition that will</w:t>
       </w:r>
     </w:p>
     <w:p>
@@ -7397,7 +7397,7 @@
         <w:pStyle w:val="XdTail"/>
       </w:pPr>
       <w:r>
-        <w:t xml:space="preserve">require her to have a procedure at the end of August, 2021 and will require a slow recovery thereafter—of course , a recovery hopefully not on her parents’ couch .</w:t>
+        <w:t xml:space="preserve">require her to have a procedure at the end of August, 2021 and will require a slow recovery thereafter—of course ⁠, a recovery hopefully not on her parents’ couch ⁠.</w:t>
       </w:r>
     </w:p>
     <w:p>
@@ -7419,7 +7419,7 @@
         <w:pStyle w:val="XdTail"/>
       </w:pPr>
       <w:r>
-        <w:t xml:space="preserve">September 1, 2021 and the tenants have until August 31 , 2021 to vacate the premises and are required to pay use and occupancy through their vacating the unit. \X\ So entered this as dayof 3..\lne , 2021 . Robert Fields , Associate Justice Cc: Court Reporter</w:t>
+        <w:t xml:space="preserve">September 1, 2021 and the tenants have until August 31 ⁠, 2021 to vacate the premises and are required to pay use and occupancy through their vacating the unit. \X\ So entered this as dayof 3..\lne ⁠, 2021 ⁠. Robert Fields ⁠, Associate Justice Cc: Court Reporter</w:t>
       </w:r>
     </w:p>
     <w:p>

--- a/courts/first-circuit/massachusetts/state/appeals-court/answering-brief/usage/OUTPUT-answering-brief.docx
+++ b/courts/first-circuit/massachusetts/state/appeals-court/answering-brief/usage/OUTPUT-answering-brief.docx
@@ -85,9 +85,7 @@
           <w:b/>
           <w:bCs/>
         </w:rPr>
-        <w:t xml:space="preserve">2022-P</w:t>
-        <w:noBreakHyphen/>
-        <w:t xml:space="preserve">0300</w:t>
+        <w:t xml:space="preserve">2022-P-⁠0300</w:t>
       </w:r>
     </w:p>
     <w:p>
@@ -747,9 +745,7 @@
         <w:t xml:space="preserve"> </w:t>
       </w:r>
       <w:r>
-        <w:t xml:space="preserve">256</w:t>
-        <w:noBreakHyphen/>
-        <w:t xml:space="preserve">8429</w:t>
+        <w:t xml:space="preserve">256-⁠8429</w:t>
       </w:r>
     </w:p>
     <w:p>
@@ -2779,9 +2775,7 @@
         <w:t xml:space="preserve"> </w:t>
       </w:r>
       <w:r>
-        <w:t xml:space="preserve">17-SP</w:t>
-        <w:noBreakHyphen/>
-        <w:t xml:space="preserve">181,</w:t>
+        <w:t xml:space="preserve">17-SP-⁠181,</w:t>
       </w:r>
       <w:r>
         <w:t xml:space="preserve"> </w:t>
@@ -4569,13 +4563,7 @@
         <w:pStyle w:val="BodyText"/>
       </w:pPr>
       <w:r>
-        <w:t xml:space="preserve">The Plaintiff-Appellee, Cassandra Ferreira (“Ms. Ferreira” hereinafter), owns a single-family home in Ludlow, MA. Record Appendix (“RA” hereinafter) at 43. Ms. Ferreira resided at the house until she rented the premises to the Defendants, Laural Charland, Jason Charland and James Vasquez in late 2016. RA 44; Supplemental Record Appendix (“SRA” hereinafter) at 17. On October 20, 2020, after the Massachusetts eviction moratorium ended, Ms. Ferreira served a no-fault notice to quit terminating the tenants’ tenancy at will, because she needs the property back so that she can live in her home again. RA 9, 52</w:t>
-      </w:r>
-      <w:r>
-        <w:noBreakHyphen/>
-      </w:r>
-      <w:r>
-        <w:t xml:space="preserve">53. On</w:t>
+        <w:t xml:space="preserve">The Plaintiff-Appellee, Cassandra Ferreira (“Ms. Ferreira” hereinafter), owns a single-family home in Ludlow, MA. Record Appendix (“RA” hereinafter) at 43. Ms. Ferreira resided at the house until she rented the premises to the Defendants, Laural Charland, Jason Charland and James Vasquez in late 2016. RA 44; Supplemental Record Appendix (“SRA” hereinafter) at 17. On October 20, 2020, after the Massachusetts eviction moratorium ended, Ms. Ferreira served a no-fault notice to quit terminating the tenants’ tenancy at will, because she needs the property back so that she can live in her home again. RA 9, 52-⁠53. On</w:t>
       </w:r>
     </w:p>
     <w:p>
@@ -4603,13 +4591,7 @@
         <w:pStyle w:val="BodyText"/>
       </w:pPr>
       <w:r>
-        <w:t xml:space="preserve">On or about March 3, 2021, and upon demand, Ms. Ferreira returned to the tenants the security deposit of $1,050.00 plus three times the amount of interest that had accrued on the security deposit and last month’s rent, for a total payment of $1,080.00. SRA 26</w:t>
-      </w:r>
-      <w:r>
-        <w:noBreakHyphen/>
-      </w:r>
-      <w:r>
-        <w:t xml:space="preserve">27.</w:t>
+        <w:t xml:space="preserve">On or about March 3, 2021, and upon demand, Ms. Ferreira returned to the tenants the security deposit of $1,050.00 plus three times the amount of interest that had accrued on the security deposit and last month’s rent, for a total payment of $1,080.00. SRA 26-⁠27.</w:t>
       </w:r>
     </w:p>
     <w:p>
@@ -4617,13 +4599,7 @@
         <w:pStyle w:val="BodyText"/>
       </w:pPr>
       <w:r>
-        <w:t xml:space="preserve">In addition and prior to trial, in March and May 2021, Ms. Ferreira returned monies to the tenants amounting to three (3) times a month’s rent for any potential water and sewer charges and damages, for a total payment of $3,615.00. SRA 30</w:t>
-      </w:r>
-      <w:r>
-        <w:noBreakHyphen/>
-      </w:r>
-      <w:r>
-        <w:t xml:space="preserve">31. This payment exceeded not only the amount of actual water and sewer charges or more than two (2) times such charges but equaled three (3) times a month’s rent.</w:t>
+        <w:t xml:space="preserve">In addition and prior to trial, in March and May 2021, Ms. Ferreira returned monies to the tenants amounting to three (3) times a month’s rent for any potential water and sewer charges and damages, for a total payment of $3,615.00. SRA 30-⁠31. This payment exceeded not only the amount of actual water and sewer charges or more than two (2) times such charges but equaled three (3) times a month’s rent.</w:t>
       </w:r>
       <w:r>
         <w:t xml:space="preserve"> </w:t>
@@ -4639,13 +4615,7 @@
         <w:t xml:space="preserve"> </w:t>
       </w:r>
       <w:r>
-        <w:t xml:space="preserve">1 Jason Charland did not file an answer. RA 4</w:t>
-      </w:r>
-      <w:r>
-        <w:noBreakHyphen/>
-      </w:r>
-      <w:r>
-        <w:t xml:space="preserve">8.</w:t>
+        <w:t xml:space="preserve">1 Jason Charland did not file an answer. RA 4-⁠8.</w:t>
       </w:r>
     </w:p>
     <w:p>
@@ -4659,25 +4629,7 @@
         <w:t xml:space="preserve"> </w:t>
       </w:r>
       <w:r>
-        <w:t xml:space="preserve">SRA 3, 4. Ms. Ferreira’s motion in limine regarding the security deposit claim was allowed by assent. RA 23. As to the water use claim, the court received briefing from the parties but reserved the issue for trial. SRA 5</w:t>
-      </w:r>
-      <w:r>
-        <w:noBreakHyphen/>
-      </w:r>
-      <w:r>
-        <w:t xml:space="preserve">16. The landlord argued that water and sewer claim should be dismissed as the issue was moot. SRA 5</w:t>
-      </w:r>
-      <w:r>
-        <w:noBreakHyphen/>
-      </w:r>
-      <w:r>
-        <w:t xml:space="preserve">9. Ms. Charland argued that she should be able to assert at trial a defense to possession despite being fully reimbursed. SRA 10</w:t>
-      </w:r>
-      <w:r>
-        <w:noBreakHyphen/>
-      </w:r>
-      <w:r>
-        <w:t xml:space="preserve">16.</w:t>
+        <w:t xml:space="preserve">SRA 3, 4. Ms. Ferreira’s motion in limine regarding the security deposit claim was allowed by assent. RA 23. As to the water use claim, the court received briefing from the parties but reserved the issue for trial. SRA 5-⁠16. The landlord argued that water and sewer claim should be dismissed as the issue was moot. SRA 5-⁠9. Ms. Charland argued that she should be able to assert at trial a defense to possession despite being fully reimbursed. SRA 10-⁠16.</w:t>
       </w:r>
     </w:p>
     <w:p>
@@ -4691,25 +4643,13 @@
         <w:t xml:space="preserve"> </w:t>
       </w:r>
       <w:r>
-        <w:t xml:space="preserve">based on the water use claim. RA 33</w:t>
-      </w:r>
-      <w:r>
-        <w:noBreakHyphen/>
-      </w:r>
-      <w:r>
-        <w:t xml:space="preserve">42. The bulk of the testimony at trial related to the issue of a stay of execution pursuant to G.L. c. 239, § 9.</w:t>
-      </w:r>
-      <w:r>
-        <w:t xml:space="preserve"> </w:t>
-      </w:r>
-      <w:r>
-        <w:t xml:space="preserve">RA 43</w:t>
-      </w:r>
-      <w:r>
-        <w:noBreakHyphen/>
-      </w:r>
-      <w:r>
-        <w:t xml:space="preserve">90. 2 Attorney Gabriel Fonseca appeared as LAR counsel for Ms. Charland. Jason Charland appeared at trial pro se. James Vasquez did not appear at trial. RA 26.</w:t>
+        <w:t xml:space="preserve">based on the water use claim. RA 33-⁠42. The bulk of the testimony at trial related to the issue of a stay of execution pursuant to G.L. c. 239, § 9.</w:t>
+      </w:r>
+      <w:r>
+        <w:t xml:space="preserve"> </w:t>
+      </w:r>
+      <w:r>
+        <w:t xml:space="preserve">RA 43-⁠90. 2 Attorney Gabriel Fonseca appeared as LAR counsel for Ms. Charland. Jason Charland appeared at trial pro se. James Vasquez did not appear at trial. RA 26.</w:t>
       </w:r>
     </w:p>
     <w:p>
@@ -4761,13 +4701,7 @@
         <w:tab/>
       </w:r>
       <w:r>
-        <w:t xml:space="preserve">RA 28. In allowing such a stay, the court noted that Ms. Charland and her brother were disabled and that Ms. Charland testified to an extensive housing search. RA 27. The court also considered Ms. Ferreira’s dire straits including her protracted living on a couch in her parents’ basement and her imminent treatment for a medical condition at the end of August 2021 which would require a slow recovery, hopefully not on her parents’ couch. RA 27</w:t>
-      </w:r>
-      <w:r>
-        <w:noBreakHyphen/>
-      </w:r>
-      <w:r>
-        <w:t xml:space="preserve">28.</w:t>
+        <w:t xml:space="preserve">RA 28. In allowing such a stay, the court noted that Ms. Charland and her brother were disabled and that Ms. Charland testified to an extensive housing search. RA 27. The court also considered Ms. Ferreira’s dire straits including her protracted living on a couch in her parents’ basement and her imminent treatment for a medical condition at the end of August 2021 which would require a slow recovery, hopefully not on her parents’ couch. RA 27-⁠28.</w:t>
       </w:r>
     </w:p>
     <w:p>
@@ -4883,25 +4817,7 @@
         <w:pStyle w:val="BodyText"/>
       </w:pPr>
       <w:r>
-        <w:t xml:space="preserve">never been a landlord, she rented the premises for an amount that would only cover her mortgage and maybe some amount of the taxes. RA 44</w:t>
-      </w:r>
-      <w:r>
-        <w:noBreakHyphen/>
-      </w:r>
-      <w:r>
-        <w:t xml:space="preserve">45. In March 2020, Ms. Ferreira and her then boyfriend terminated their relationship. RA 46</w:t>
-      </w:r>
-      <w:r>
-        <w:noBreakHyphen/>
-      </w:r>
-      <w:r>
-        <w:t xml:space="preserve">47. In July 2020, Ms. Ferreira informed Ms. Charland of the end of her relationship with her boyfriend and that, as a result, she would need her house back in order to live there. RA 47. At the time, an eviction moratorium was in effect so that she could not serve the tenants with a notice to quit. RA 52</w:t>
-      </w:r>
-      <w:r>
-        <w:noBreakHyphen/>
-      </w:r>
-      <w:r>
-        <w:t xml:space="preserve">53.</w:t>
+        <w:t xml:space="preserve">never been a landlord, she rented the premises for an amount that would only cover her mortgage and maybe some amount of the taxes. RA 44-⁠45. In March 2020, Ms. Ferreira and her then boyfriend terminated their relationship. RA 46-⁠47. In July 2020, Ms. Ferreira informed Ms. Charland of the end of her relationship with her boyfriend and that, as a result, she would need her house back in order to live there. RA 47. At the time, an eviction moratorium was in effect so that she could not serve the tenants with a notice to quit. RA 52-⁠53.</w:t>
       </w:r>
     </w:p>
     <w:p>
@@ -4947,19 +4863,7 @@
         <w:t xml:space="preserve"> </w:t>
       </w:r>
       <w:r>
-        <w:t xml:space="preserve">for “interference with utilities” and she did not check the box on her answer form that the landlord “[d]id not pay for utilities that were the landlord’s responsibility.” RA 17. Ms. Charland did not testify at trial concerning the water use violation. RA 60</w:t>
-      </w:r>
-      <w:r>
-        <w:noBreakHyphen/>
-      </w:r>
-      <w:r>
-        <w:t xml:space="preserve">82. The only potential manner in which Ms. Ferreira ran awry of the water use statute is that there were not water conservation devices installed at the property. SRA 5</w:t>
-      </w:r>
-      <w:r>
-        <w:noBreakHyphen/>
-      </w:r>
-      <w:r>
-        <w:t xml:space="preserve">6. As the most important issue for Ms. Ferreira was to regain possession of her home so that she had a place to live, she promptly returned to the tenants both the security deposit plus interest and monies to reimburse the tenants for the water charges and potential damages. SRA 24, 26, 30, 31.</w:t>
+        <w:t xml:space="preserve">for “interference with utilities” and she did not check the box on her answer form that the landlord “[d]id not pay for utilities that were the landlord’s responsibility.” RA 17. Ms. Charland did not testify at trial concerning the water use violation. RA 60-⁠82. The only potential manner in which Ms. Ferreira ran awry of the water use statute is that there were not water conservation devices installed at the property. SRA 5-⁠6. As the most important issue for Ms. Ferreira was to regain possession of her home so that she had a place to live, she promptly returned to the tenants both the security deposit plus interest and monies to reimburse the tenants for the water charges and potential damages. SRA 24, 26, 30, 31.</w:t>
       </w:r>
     </w:p>
     <w:p>
@@ -4967,13 +4871,7 @@
         <w:pStyle w:val="BodyText"/>
       </w:pPr>
       <w:r>
-        <w:t xml:space="preserve">Ms. Ferreira testified at trial that she did not have sufficient funds to pay the mortgage on the premises and to rent herself an apartment. RA 49. Since about July 2020, when Ms. Ferreira informed the tenants of her need to move back into her house, Ms. Ferreira had been “couch surfing” at a friend’s place and at her parents’ house. RA 50</w:t>
-      </w:r>
-      <w:r>
-        <w:noBreakHyphen/>
-      </w:r>
-      <w:r>
-        <w:t xml:space="preserve">52. Ms. Ferreira was living in the partially finished, unheated basement of her parent’s house and sleeping on a couch. -</w:t>
+        <w:t xml:space="preserve">Ms. Ferreira testified at trial that she did not have sufficient funds to pay the mortgage on the premises and to rent herself an apartment. RA 49. Since about July 2020, when Ms. Ferreira informed the tenants of her need to move back into her house, Ms. Ferreira had been “couch surfing” at a friend’s place and at her parents’ house. RA 50-⁠52. Ms. Ferreira was living in the partially finished, unheated basement of her parent’s house and sleeping on a couch. -</w:t>
       </w:r>
     </w:p>
     <w:p>
@@ -4991,25 +4889,7 @@
         <w:t xml:space="preserve"> </w:t>
       </w:r>
       <w:r>
-        <w:t xml:space="preserve">-​Ms.Ferreira is a ballet teacher and she had lost substantial business during the COVID</w:t>
-      </w:r>
-      <w:r>
-        <w:noBreakHyphen/>
-      </w:r>
-      <w:r>
-        <w:t xml:space="preserve">19 pandemic. RA 48. At the time of trial, Ms. Ferreira was scheduled for a medical surgical procedure which required her to have a stable home for recovery to accommodate her restricted mobility with no stairs. RA 55</w:t>
-      </w:r>
-      <w:r>
-        <w:noBreakHyphen/>
-      </w:r>
-      <w:r>
-        <w:t xml:space="preserve">57; SRA 28</w:t>
-      </w:r>
-      <w:r>
-        <w:noBreakHyphen/>
-      </w:r>
-      <w:r>
-        <w:t xml:space="preserve">29.</w:t>
+        <w:t xml:space="preserve">-​Ms.Ferreira is a ballet teacher and she had lost substantial business during the COVID-⁠19 pandemic. RA 48. At the time of trial, Ms. Ferreira was scheduled for a medical surgical procedure which required her to have a stable home for recovery to accommodate her restricted mobility with no stairs. RA 55-⁠57; SRA 28-⁠29.</w:t>
       </w:r>
     </w:p>
     <w:p>
@@ -5848,13 +5728,7 @@
         <w:pStyle w:val="BodyText"/>
       </w:pPr>
       <w:r>
-        <w:t xml:space="preserve">of a claim is damages and damages must be proved. Here, Ms. Charland did not prove any damages at trial. She did not present any evidence of damages related to the water use issue. RA 60</w:t>
-      </w:r>
-      <w:r>
-        <w:noBreakHyphen/>
-      </w:r>
-      <w:r>
-        <w:t xml:space="preserve">82. In fact, her counsel conceded at trial that Ms. Charland has been made whole by Ms. Ferreira’s payments. RA 39. See</w:t>
+        <w:t xml:space="preserve">of a claim is damages and damages must be proved. Here, Ms. Charland did not prove any damages at trial. She did not present any evidence of damages related to the water use issue. RA 60-⁠82. In fact, her counsel conceded at trial that Ms. Charland has been made whole by Ms. Ferreira’s payments. RA 39. See</w:t>
       </w:r>
       <w:r>
         <w:t xml:space="preserve"> </w:t>
@@ -5881,13 +5755,7 @@
         <w:t xml:space="preserve">v. Demoulas</w:t>
       </w:r>
       <w:r>
-        <w:t xml:space="preserve">, 433 Mass. 1, 15</w:t>
-      </w:r>
-      <w:r>
-        <w:noBreakHyphen/>
-      </w:r>
-      <w:r>
-        <w:t xml:space="preserve">16 (2000) (“A fundamental principle on which the rule of damages is based is compensation. Compensation is that amount of money that reasonably will make the injured party whole. Compensatory damages may not exceed this amount. Anything beyond that amount is a windfall.”) A plaintiff must sustain her burden of proving the amount of her loss with reasonable certainty. Agoos</w:t>
+        <w:t xml:space="preserve">, 433 Mass. 1, 15-⁠16 (2000) (“A fundamental principle on which the rule of damages is based is compensation. Compensation is that amount of money that reasonably will make the injured party whole. Compensatory damages may not exceed this amount. Anything beyond that amount is a windfall.”) A plaintiff must sustain her burden of proving the amount of her loss with reasonable certainty. Agoos</w:t>
       </w:r>
       <w:r>
         <w:t xml:space="preserve"> </w:t>
@@ -5921,31 +5789,7 @@
         <w:pStyle w:val="BodyText"/>
       </w:pPr>
       <w:r>
-        <w:t xml:space="preserve">raise the issue of attorney’s fees below and, as a consequence, she cannot raise it for the first time on appeal. SRA 10</w:t>
-      </w:r>
-      <w:r>
-        <w:noBreakHyphen/>
-      </w:r>
-      <w:r>
-        <w:t xml:space="preserve">15; RA 36</w:t>
-      </w:r>
-      <w:r>
-        <w:noBreakHyphen/>
-      </w:r>
-      <w:r>
-        <w:t xml:space="preserve">37, 39</w:t>
-      </w:r>
-      <w:r>
-        <w:noBreakHyphen/>
-      </w:r>
-      <w:r>
-        <w:t xml:space="preserve">41, 91</w:t>
-      </w:r>
-      <w:r>
-        <w:noBreakHyphen/>
-      </w:r>
-      <w:r>
-        <w:t xml:space="preserve">92. “An issue not raised or argued below may not be argued for the first time on appeal.” Carey v.</w:t>
+        <w:t xml:space="preserve">raise the issue of attorney’s fees below and, as a consequence, she cannot raise it for the first time on appeal. SRA 10-⁠15; RA 36-⁠37, 39-⁠41, 91-⁠92. “An issue not raised or argued below may not be argued for the first time on appeal.” Carey v.</w:t>
       </w:r>
       <w:r>
         <w:t xml:space="preserve"> </w:t>
@@ -6116,13 +5960,7 @@
         <w:t xml:space="preserve">v. Nurse</w:t>
       </w:r>
       <w:r>
-        <w:t xml:space="preserve">, 474 Mass. 207, 213</w:t>
-      </w:r>
-      <w:r>
-        <w:noBreakHyphen/>
-      </w:r>
-      <w:r>
-        <w:t xml:space="preserve">214 (2016), this does not mean that the Legislature intended that a tenant may defeat possession when a landlord corrects a potential economic error prior to trial and compensates the tenant more than the charges paid for water and sewer. The violation here, a lack of water conservation devices, did not impact the availability, quality or condition of water provided to the premises during the tenancy. The only impact was a potential consumption of an amount of water at a rate higher than if low-flow devices had been in place. Again, those entire charges were more than reimbursed to the tenants, leaving nothing left to litigate. There were no damages to account for.</w:t>
+        <w:t xml:space="preserve">, 474 Mass. 207, 213-⁠214 (2016), this does not mean that the Legislature intended that a tenant may defeat possession when a landlord corrects a potential economic error prior to trial and compensates the tenant more than the charges paid for water and sewer. The violation here, a lack of water conservation devices, did not impact the availability, quality or condition of water provided to the premises during the tenancy. The only impact was a potential consumption of an amount of water at a rate higher than if low-flow devices had been in place. Again, those entire charges were more than reimbursed to the tenants, leaving nothing left to litigate. There were no damages to account for.</w:t>
       </w:r>
     </w:p>
     <w:p>
@@ -6237,13 +6075,7 @@
         <w:t xml:space="preserve">Cruz v. Norat-Reyes</w:t>
       </w:r>
       <w:r>
-        <w:t xml:space="preserve">, 17-SP</w:t>
-      </w:r>
-      <w:r>
-        <w:noBreakHyphen/>
-      </w:r>
-      <w:r>
-        <w:t xml:space="preserve">181, March 1, 2017 (Housing Ct., Western Div.)⁠(Fields, J.). It is accurate that the security deposit statute specifically sets forth a “cure opportunity” to a landlord whereby the tenant’s claim for damages arises only if the landlord fails to return to the tenant the forfeited security deposit upon demand. The water use statute has no comparable cure language. However, it must also be noted that the water use statute also does not contain any specific</w:t>
+        <w:t xml:space="preserve">, 17-SP-⁠181, March 1, 2017 (Housing Ct., Western Div.)⁠(Fields, J.). It is accurate that the security deposit statute specifically sets forth a “cure opportunity” to a landlord whereby the tenant’s claim for damages arises only if the landlord fails to return to the tenant the forfeited security deposit upon demand. The water use statute has no comparable cure language. However, it must also be noted that the water use statute also does not contain any specific</w:t>
       </w:r>
     </w:p>
     <w:p>
@@ -6791,13 +6623,7 @@
         <w:pStyle w:val="BodyText"/>
       </w:pPr>
       <w:r>
-        <w:t xml:space="preserve">able to move back into her home. See Western Division Housing Court Docket No. 21-SP</w:t>
-      </w:r>
-      <w:r>
-        <w:noBreakHyphen/>
-      </w:r>
-      <w:r>
-        <w:t xml:space="preserve">3526. 3</w:t>
+        <w:t xml:space="preserve">able to move back into her home. See Western Division Housing Court Docket No. 21-SP-⁠3526. 3</w:t>
       </w:r>
     </w:p>
     <w:p>
@@ -7187,9 +7013,7 @@
               <w:t xml:space="preserve"> </w:t>
             </w:r>
             <w:r>
-              <w:t xml:space="preserve">256</w:t>
-              <w:noBreakHyphen/>
-              <w:t xml:space="preserve">8429</w:t>
+              <w:t xml:space="preserve">256-⁠8429</w:t>
             </w:r>
           </w:p>
           <w:p>
@@ -7270,13 +7094,7 @@
         <w:pStyle w:val="XdTail"/>
       </w:pPr>
       <w:r>
-        <w:t xml:space="preserve">WESTERN DIVISION CASE NO. 20-SP</w:t>
-      </w:r>
-      <w:r>
-        <w:noBreakHyphen/>
-      </w:r>
-      <w:r>
-        <w:t xml:space="preserve">1676 CASSANDRA FERREIRA,</w:t>
+        <w:t xml:space="preserve">WESTERN DIVISION CASE NO. 20-SP-⁠1676 CASSANDRA FERREIRA,</w:t>
       </w:r>
     </w:p>
     <w:p>
@@ -7427,19 +7245,7 @@
         <w:pStyle w:val="XdTail"/>
       </w:pPr>
       <w:r>
-        <w:t xml:space="preserve">… Judgment of Summary Process Docket Number Commonwealth of Massachusetts 20H79SP001676 For Plaintiff Housing Court Department RE: Cassandra Ferreira vs. Laural Charland et al Plaintiff(s) who are patties to this Judgment: Wes tern Housing Court Cassandra Fen-eira 37 Elm Street P.O. Box559 Springfield. MA 01102</w:t>
-      </w:r>
-      <w:r>
-        <w:noBreakHyphen/>
-      </w:r>
-      <w:r>
-        <w:t xml:space="preserve">0559 (413)748</w:t>
-      </w:r>
-      <w:r>
-        <w:noBreakHyphen/>
-      </w:r>
-      <w:r>
-        <w:t xml:space="preserve">7838 Defendant(s) who are parties to this Judgment: Premises Address: Laural Charland 51 Ray Street Jason Chai·land James Vasquez Ludlow, MA 01056 After coming before the court, the issues having been duly tried or heard, and a finding or verdict having been duly rendered, IT IS ORDERED AND ADnJDGED by the court (Fields, J.) that the Plaintiff(s) named above recover of the Defendant(s) named above Judgment in summary process for possession of the premises listed above and money damages as follows: Date of Breach, Demand or Complaint 12/14/2020 Date Judgment Entered 08/30/2021 Pre Judgment Interest as provided by law from 12/14/2020 to $ Damages $ Double or Treble Damages Awarded by Court $ Filing Fee &amp; Stu·charge $ Other Costs Awarded by Comt $ Other Costs $ Comt Ordered Attorney Fees $ Judgment Total Payable to Plaintiff(s) $0.00 Further orclers of the court: Entered and notice sent on August 30, 2021. ls/​Michael J Doherty Clerk - Magistrate I of29/1/2021, 3:08 PM</w:t>
+        <w:t xml:space="preserve">… Judgment of Summary Process Docket Number Commonwealth of Massachusetts 20H79SP001676 For Plaintiff Housing Court Department RE: Cassandra Ferreira vs. Laural Charland et al Plaintiff(s) who are patties to this Judgment: Wes tern Housing Court Cassandra Fen-eira 37 Elm Street P.O. Box559 Springfield. MA 01102-⁠0559 (413)748-⁠7838 Defendant(s) who are parties to this Judgment: Premises Address: Laural Charland 51 Ray Street Jason Chai·land James Vasquez Ludlow, MA 01056 After coming before the court, the issues having been duly tried or heard, and a finding or verdict having been duly rendered, IT IS ORDERED AND ADnJDGED by the court (Fields, J.) that the Plaintiff(s) named above recover of the Defendant(s) named above Judgment in summary process for possession of the premises listed above and money damages as follows: Date of Breach, Demand or Complaint 12/14/2020 Date Judgment Entered 08/30/2021 Pre Judgment Interest as provided by law from 12/14/2020 to $ Damages $ Double or Treble Damages Awarded by Court $ Filing Fee &amp; Stu·charge $ Other Costs Awarded by Comt $ Other Costs $ Comt Ordered Attorney Fees $ Judgment Total Payable to Plaintiff(s) $0.00 Further orclers of the court: Entered and notice sent on August 30, 2021. ls/​Michael J Doherty Clerk - Magistrate I of29/1/2021, 3:08 PM</w:t>
       </w:r>
     </w:p>
     <w:p>
@@ -8643,9 +8449,7 @@
               <w:t xml:space="preserve"> </w:t>
             </w:r>
             <w:r>
-              <w:t xml:space="preserve">256</w:t>
-              <w:noBreakHyphen/>
-              <w:t xml:space="preserve">8429</w:t>
+              <w:t xml:space="preserve">256-⁠8429</w:t>
             </w:r>
           </w:p>
           <w:p>
@@ -9005,9 +8809,7 @@
               <w:t xml:space="preserve"> </w:t>
             </w:r>
             <w:r>
-              <w:t xml:space="preserve">2022-P</w:t>
-              <w:noBreakHyphen/>
-              <w:t xml:space="preserve">0300,</w:t>
+              <w:t xml:space="preserve">2022-P-⁠0300,</w:t>
             </w:r>
             <w:r>
               <w:t xml:space="preserve"> </w:t>
@@ -9682,9 +9484,7 @@
               <w:t xml:space="preserve"> </w:t>
             </w:r>
             <w:r>
-              <w:t xml:space="preserve">256</w:t>
-              <w:noBreakHyphen/>
-              <w:t xml:space="preserve">8429</w:t>
+              <w:t xml:space="preserve">256-⁠8429</w:t>
             </w:r>
           </w:p>
           <w:p>
@@ -10494,7 +10294,7 @@
     <w:qFormat/>
     <w:pPr>
       <w:keepLines/>
-      <w:spacing w:before="0" w:after="140" w:line="322" w:lineRule="exact"/>
+      <w:spacing w:before="98" w:after="140" w:line="322" w:lineRule="exact"/>
     </w:pPr>
     <w:rPr>
       <w:sz w:val="28"/>
